--- a/If you like adventure tourism.docx
+++ b/If you like adventure tourism.docx
@@ -16,18 +16,13 @@
     <w:p/>
     <w:p>
       <w:r>
-        <w:t xml:space="preserve">Although it is </w:t>
+        <w:t>Although it is a</w:t>
       </w:r>
-      <w:proofErr w:type="gramStart"/>
-      <w:r>
-        <w:t>an</w:t>
-      </w:r>
-      <w:proofErr w:type="gramEnd"/>
+      <w:bookmarkStart w:id="0" w:name="_GoBack"/>
+      <w:bookmarkEnd w:id="0"/>
       <w:r>
         <w:t xml:space="preserve"> risk sport, it is a controlled risk sport directed by experts and adapted to the needs of children, youth and adults who want to work as a team. These can be made up of families, school or university groups, or people who work for institutions, companies, etc.</w:t>
       </w:r>
-      <w:bookmarkStart w:id="0" w:name="_GoBack"/>
-      <w:bookmarkEnd w:id="0"/>
     </w:p>
     <w:sectPr>
       <w:pgSz w:w="12240" w:h="15840"/>
